--- a/res/docx/RaspberryPi.docx
+++ b/res/docx/RaspberryPi.docx
@@ -352,6 +352,215 @@
           <w:sz w:val="20"/>
           <w:szCs w:val="20"/>
         </w:rPr>
+        <w:t xml:space="preserve">💾 </w:t>
+      </w:r>
+      <w:r>
+        <w:rPr>
+          <w:rFonts w:ascii="Google Sans Text;sans-serif" w:hAnsi="Google Sans Text;sans-serif"/>
+          <w:b/>
+          <w:bCs w:val="false"/>
+          <w:sz w:val="20"/>
+          <w:szCs w:val="20"/>
+        </w:rPr>
+        <w:t>Important Note: Required Atari Drivers</w:t>
+      </w:r>
+      <w:r>
+        <w:rPr>
+          <w:rFonts w:ascii="Google Sans Text;sans-serif" w:hAnsi="Google Sans Text;sans-serif"/>
+          <w:b w:val="false"/>
+          <w:bCs w:val="false"/>
+          <w:sz w:val="20"/>
+          <w:szCs w:val="20"/>
+        </w:rPr>
+        <w:t xml:space="preserve"> To utilize the specialized devices (</w:t>
+      </w:r>
+      <w:r>
+        <w:rPr>
+          <w:rStyle w:val="SourceText"/>
+          <w:rFonts w:ascii="Google Sans Text;sans-serif" w:hAnsi="Google Sans Text;sans-serif"/>
+          <w:b w:val="false"/>
+          <w:bCs w:val="false"/>
+          <w:sz w:val="20"/>
+          <w:szCs w:val="20"/>
+        </w:rPr>
+        <w:t>R:</w:t>
+      </w:r>
+      <w:r>
+        <w:rPr>
+          <w:rFonts w:ascii="Google Sans Text;sans-serif" w:hAnsi="Google Sans Text;sans-serif"/>
+          <w:b w:val="false"/>
+          <w:bCs w:val="false"/>
+          <w:sz w:val="20"/>
+          <w:szCs w:val="20"/>
+        </w:rPr>
+        <w:t xml:space="preserve">, </w:t>
+      </w:r>
+      <w:r>
+        <w:rPr>
+          <w:rStyle w:val="SourceText"/>
+          <w:rFonts w:ascii="Google Sans Text;sans-serif" w:hAnsi="Google Sans Text;sans-serif"/>
+          <w:b w:val="false"/>
+          <w:bCs w:val="false"/>
+          <w:sz w:val="20"/>
+          <w:szCs w:val="20"/>
+        </w:rPr>
+        <w:t>W:</w:t>
+      </w:r>
+      <w:r>
+        <w:rPr>
+          <w:rFonts w:ascii="Google Sans Text;sans-serif" w:hAnsi="Google Sans Text;sans-serif"/>
+          <w:b w:val="false"/>
+          <w:bCs w:val="false"/>
+          <w:sz w:val="20"/>
+          <w:szCs w:val="20"/>
+        </w:rPr>
+        <w:t xml:space="preserve">, or </w:t>
+      </w:r>
+      <w:r>
+        <w:rPr>
+          <w:rStyle w:val="SourceText"/>
+          <w:rFonts w:ascii="Google Sans Text;sans-serif" w:hAnsi="Google Sans Text;sans-serif"/>
+          <w:b w:val="false"/>
+          <w:bCs w:val="false"/>
+          <w:sz w:val="20"/>
+          <w:szCs w:val="20"/>
+        </w:rPr>
+        <w:t>Y:</w:t>
+      </w:r>
+      <w:r>
+        <w:rPr>
+          <w:rFonts w:ascii="Google Sans Text;sans-serif" w:hAnsi="Google Sans Text;sans-serif"/>
+          <w:b w:val="false"/>
+          <w:bCs w:val="false"/>
+          <w:sz w:val="20"/>
+          <w:szCs w:val="20"/>
+        </w:rPr>
+        <w:t xml:space="preserve">) detailed in this guide, you must load the corresponding handler into your Atari's memory. The ready-to-use drivers are located on the </w:t>
+      </w:r>
+      <w:r>
+        <w:rPr>
+          <w:rStyle w:val="SourceText"/>
+          <w:rFonts w:ascii="Google Sans Text;sans-serif" w:hAnsi="Google Sans Text;sans-serif"/>
+          <w:b/>
+          <w:bCs w:val="false"/>
+          <w:sz w:val="20"/>
+          <w:szCs w:val="20"/>
+        </w:rPr>
+        <w:t>mydos drivers.atr</w:t>
+      </w:r>
+      <w:r>
+        <w:rPr>
+          <w:rFonts w:ascii="Google Sans Text;sans-serif" w:hAnsi="Google Sans Text;sans-serif"/>
+          <w:b w:val="false"/>
+          <w:bCs w:val="false"/>
+          <w:sz w:val="20"/>
+          <w:szCs w:val="20"/>
+        </w:rPr>
+        <w:t xml:space="preserve"> disk image within the </w:t>
+      </w:r>
+      <w:hyperlink r:id="rId3" w:tgtFrame="_blank">
+        <w:r>
+          <w:rPr>
+            <w:rStyle w:val="Hyperlink"/>
+            <w:rFonts w:ascii="Liberation Mono" w:hAnsi="Liberation Mono" w:eastAsia="Liberation Mono" w:cs="Liberation Mono"/>
+            <w:b w:val="false"/>
+            <w:bCs w:val="false"/>
+            <w:sz w:val="20"/>
+            <w:szCs w:val="20"/>
+          </w:rPr>
+          <w:t>/atari</w:t>
+        </w:r>
+        <w:r>
+          <w:rPr>
+            <w:rStyle w:val="Hyperlink"/>
+            <w:rFonts w:ascii="Google Sans Text;sans-serif" w:hAnsi="Google Sans Text;sans-serif"/>
+            <w:b w:val="false"/>
+            <w:bCs w:val="false"/>
+            <w:sz w:val="20"/>
+            <w:szCs w:val="20"/>
+          </w:rPr>
+          <w:t xml:space="preserve"> folder</w:t>
+        </w:r>
+      </w:hyperlink>
+      <w:r>
+        <w:rPr>
+          <w:rFonts w:ascii="Google Sans Text;sans-serif" w:hAnsi="Google Sans Text;sans-serif"/>
+          <w:b w:val="false"/>
+          <w:bCs w:val="false"/>
+          <w:sz w:val="20"/>
+          <w:szCs w:val="20"/>
+        </w:rPr>
+        <w:t xml:space="preserve"> of the AspeQt-2k26 GitHub repository. Simply mount this image to </w:t>
+      </w:r>
+      <w:r>
+        <w:rPr>
+          <w:rStyle w:val="SourceText"/>
+          <w:rFonts w:ascii="Google Sans Text;sans-serif" w:hAnsi="Google Sans Text;sans-serif"/>
+          <w:b w:val="false"/>
+          <w:bCs w:val="false"/>
+          <w:sz w:val="20"/>
+          <w:szCs w:val="20"/>
+        </w:rPr>
+        <w:t>D1:</w:t>
+      </w:r>
+      <w:r>
+        <w:rPr>
+          <w:rFonts w:ascii="Google Sans Text;sans-serif" w:hAnsi="Google Sans Text;sans-serif"/>
+          <w:b w:val="false"/>
+          <w:bCs w:val="false"/>
+          <w:sz w:val="20"/>
+          <w:szCs w:val="20"/>
+        </w:rPr>
+        <w:t xml:space="preserve"> and boot your Atari to load the handlers. For developers, the original 6502 assembly source code is also provided in the </w:t>
+      </w:r>
+      <w:r>
+        <w:rPr>
+          <w:rStyle w:val="SourceText"/>
+          <w:rFonts w:ascii="Google Sans Text;sans-serif" w:hAnsi="Google Sans Text;sans-serif"/>
+          <w:b w:val="false"/>
+          <w:bCs w:val="false"/>
+          <w:sz w:val="20"/>
+          <w:szCs w:val="20"/>
+        </w:rPr>
+        <w:t>/atari/8-bit</w:t>
+      </w:r>
+      <w:r>
+        <w:rPr>
+          <w:rFonts w:ascii="Google Sans Text;sans-serif" w:hAnsi="Google Sans Text;sans-serif"/>
+          <w:b w:val="false"/>
+          <w:bCs w:val="false"/>
+          <w:sz w:val="20"/>
+          <w:szCs w:val="20"/>
+        </w:rPr>
+        <w:t xml:space="preserve"> subdirectory.</w:t>
+      </w:r>
+    </w:p>
+    <w:p>
+      <w:pPr>
+        <w:pStyle w:val="BodyText"/>
+        <w:numPr>
+          <w:ilvl w:val="0"/>
+          <w:numId w:val="0"/>
+        </w:numPr>
+        <w:spacing w:lineRule="auto" w:line="240" w:before="0" w:afterAutospacing="1"/>
+        <w:ind w:hanging="0" w:left="0"/>
+        <w:outlineLvl w:val="1"/>
+        <w:rPr>
+          <w:rFonts w:ascii="Google Sans Text;sans-serif" w:hAnsi="Google Sans Text;sans-serif"/>
+          <w:b w:val="false"/>
+          <w:bCs w:val="false"/>
+          <w:sz w:val="20"/>
+          <w:szCs w:val="20"/>
+        </w:rPr>
+      </w:pPr>
+      <w:r>
+        <w:rPr>
+          <w:rFonts w:ascii="Google Sans Text;sans-serif" w:hAnsi="Google Sans Text;sans-serif"/>
+          <w:b w:val="false"/>
+          <w:bCs w:val="false"/>
+          <w:sz w:val="20"/>
+          <w:szCs w:val="20"/>
+        </w:rPr>
       </w:r>
     </w:p>
     <w:p>
@@ -413,6 +622,27 @@
           <w:szCs w:val="21"/>
         </w:rPr>
         <w:t xml:space="preserve"> C++ v2 bindings, which are strictly required for the R: Device's hardware-level SIO COMMAND line interrupts.</w:t>
+      </w:r>
+    </w:p>
+    <w:p>
+      <w:pPr>
+        <w:pStyle w:val="BodyText"/>
+        <w:spacing w:lineRule="auto" w:line="240" w:before="0" w:after="280"/>
+        <w:rPr>
+          <w:rFonts w:ascii="Google Sans Text;sans-serif" w:hAnsi="Google Sans Text;sans-serif"/>
+          <w:b/>
+          <w:bCs/>
+        </w:rPr>
+      </w:pPr>
+      <w:r>
+        <w:rPr>
+          <w:rFonts w:ascii="Google Sans Text;sans-serif" w:hAnsi="Google Sans Text;sans-serif"/>
+          <w:b/>
+          <w:bCs/>
+        </w:rPr>
+      </w:r>
+      <w:r>
+        <w:br w:type="page"/>
       </w:r>
     </w:p>
     <w:p>
@@ -557,27 +787,6 @@
           <w:b/>
           <w:bCs/>
         </w:rPr>
-      </w:r>
-      <w:r>
-        <w:br w:type="page"/>
-      </w:r>
-    </w:p>
-    <w:p>
-      <w:pPr>
-        <w:pStyle w:val="BodyText"/>
-        <w:spacing w:lineRule="auto" w:line="240" w:before="0" w:after="280"/>
-        <w:rPr>
-          <w:rFonts w:ascii="Google Sans Text;sans-serif" w:hAnsi="Google Sans Text;sans-serif"/>
-          <w:b/>
-          <w:bCs/>
-        </w:rPr>
-      </w:pPr>
-      <w:r>
-        <w:rPr>
-          <w:rFonts w:ascii="Google Sans Text;sans-serif" w:hAnsi="Google Sans Text;sans-serif"/>
-          <w:b/>
-          <w:bCs/>
-        </w:rPr>
         <w:t xml:space="preserve">Extract: </w:t>
       </w:r>
     </w:p>
@@ -676,7 +885,11 @@
         </w:rPr>
       </w:pPr>
       <w:r>
-        <w:rPr/>
+        <w:rPr>
+          <w:rFonts w:ascii="Google Sans Text;sans-serif" w:hAnsi="Google Sans Text;sans-serif"/>
+          <w:b/>
+          <w:bCs/>
+        </w:rPr>
       </w:r>
     </w:p>
     <w:p>
@@ -776,6 +989,29 @@
           <w:szCs w:val="21"/>
         </w:rPr>
         <w:t>Note: Wiring the COMMAND line (SIO Pin 7 to Pi Pin 12) is absolutely mandatory if you intend to use the R: Device 850 Emulation.</w:t>
+      </w:r>
+    </w:p>
+    <w:p>
+      <w:pPr>
+        <w:pStyle w:val="BodyText"/>
+        <w:spacing w:lineRule="auto" w:line="274" w:before="0" w:after="140"/>
+        <w:ind w:hanging="0" w:left="0" w:right="0"/>
+        <w:rPr>
+          <w:rFonts w:ascii="Google Sans Text;sans-serif" w:hAnsi="Google Sans Text;sans-serif"/>
+          <w:sz w:val="21"/>
+          <w:szCs w:val="21"/>
+        </w:rPr>
+      </w:pPr>
+      <w:r>
+        <w:rPr>
+          <w:rFonts w:ascii="Google Sans Text;sans-serif" w:hAnsi="Google Sans Text;sans-serif"/>
+          <w:b/>
+          <w:sz w:val="21"/>
+          <w:szCs w:val="21"/>
+        </w:rPr>
+      </w:r>
+      <w:r>
+        <w:br w:type="page"/>
       </w:r>
     </w:p>
     <w:p>
@@ -1935,6 +2171,29 @@
           <w:sz w:val="21"/>
           <w:szCs w:val="21"/>
         </w:rPr>
+      </w:r>
+      <w:r>
+        <w:br w:type="page"/>
+      </w:r>
+    </w:p>
+    <w:p>
+      <w:pPr>
+        <w:pStyle w:val="BodyText"/>
+        <w:spacing w:lineRule="auto" w:line="274"/>
+        <w:rPr>
+          <w:rFonts w:ascii="Google Sans Text;sans-serif" w:hAnsi="Google Sans Text;sans-serif"/>
+          <w:b/>
+          <w:sz w:val="21"/>
+          <w:szCs w:val="21"/>
+        </w:rPr>
+      </w:pPr>
+      <w:r>
+        <w:rPr>
+          <w:rFonts w:ascii="Google Sans Text;sans-serif" w:hAnsi="Google Sans Text;sans-serif"/>
+          <w:b/>
+          <w:sz w:val="21"/>
+          <w:szCs w:val="21"/>
+        </w:rPr>
         <w:t>5. Software Configuration:</w:t>
       </w:r>
     </w:p>
@@ -2824,6 +3083,29 @@
           <w:sz w:val="21"/>
           <w:szCs w:val="21"/>
         </w:rPr>
+      </w:r>
+      <w:r>
+        <w:br w:type="page"/>
+      </w:r>
+    </w:p>
+    <w:p>
+      <w:pPr>
+        <w:pStyle w:val="BodyText"/>
+        <w:spacing w:lineRule="auto" w:line="274"/>
+        <w:rPr>
+          <w:rFonts w:ascii="Google Sans Text;sans-serif" w:hAnsi="Google Sans Text;sans-serif"/>
+          <w:b/>
+          <w:sz w:val="21"/>
+          <w:szCs w:val="21"/>
+        </w:rPr>
+      </w:pPr>
+      <w:r>
+        <w:rPr>
+          <w:rFonts w:ascii="Google Sans Text;sans-serif" w:hAnsi="Google Sans Text;sans-serif"/>
+          <w:b/>
+          <w:sz w:val="21"/>
+          <w:szCs w:val="21"/>
+        </w:rPr>
         <w:t>Handshaking and GPIO 14/15</w:t>
       </w:r>
     </w:p>
@@ -2940,46 +3222,6 @@
           <w:szCs w:val="21"/>
         </w:rPr>
         <w:t>.</w:t>
-      </w:r>
-    </w:p>
-    <w:p>
-      <w:pPr>
-        <w:pStyle w:val="BodyText"/>
-        <w:spacing w:lineRule="auto" w:line="274"/>
-        <w:rPr>
-          <w:rFonts w:ascii="Google Sans Text;sans-serif" w:hAnsi="Google Sans Text;sans-serif"/>
-          <w:b/>
-          <w:sz w:val="21"/>
-          <w:szCs w:val="21"/>
-        </w:rPr>
-      </w:pPr>
-      <w:r>
-        <w:rPr>
-          <w:rFonts w:ascii="Google Sans Text;sans-serif" w:hAnsi="Google Sans Text;sans-serif"/>
-          <w:b/>
-          <w:sz w:val="21"/>
-          <w:szCs w:val="21"/>
-        </w:rPr>
-      </w:r>
-    </w:p>
-    <w:p>
-      <w:pPr>
-        <w:pStyle w:val="BodyText"/>
-        <w:spacing w:lineRule="auto" w:line="274"/>
-        <w:rPr>
-          <w:rFonts w:ascii="Google Sans Text;sans-serif" w:hAnsi="Google Sans Text;sans-serif"/>
-          <w:b/>
-          <w:sz w:val="21"/>
-          <w:szCs w:val="21"/>
-        </w:rPr>
-      </w:pPr>
-      <w:r>
-        <w:rPr>
-          <w:rFonts w:ascii="Google Sans Text;sans-serif" w:hAnsi="Google Sans Text;sans-serif"/>
-          <w:b/>
-          <w:sz w:val="21"/>
-          <w:szCs w:val="21"/>
-        </w:rPr>
       </w:r>
     </w:p>
     <w:p>
@@ -4908,8 +5150,8 @@
       <w:shd w:fill="E1DFDD" w:val="clear"/>
     </w:rPr>
   </w:style>
-  <w:style w:type="character" w:styleId="Bullets">
-    <w:name w:val="Bullets"/>
+  <w:style w:type="character" w:styleId="Bulletsuser">
+    <w:name w:val="Bullets (user)"/>
     <w:qFormat/>
     <w:rPr>
       <w:rFonts w:ascii="OpenSymbol" w:hAnsi="OpenSymbol" w:eastAsia="OpenSymbol" w:cs="OpenSymbol"/>
@@ -4922,8 +5164,8 @@
       <w:rFonts w:ascii="Liberation Mono" w:hAnsi="Liberation Mono" w:eastAsia="Liberation Mono" w:cs="Liberation Mono"/>
     </w:rPr>
   </w:style>
-  <w:style w:type="character" w:styleId="Bulletsuser">
-    <w:name w:val="Bullets (user)"/>
+  <w:style w:type="character" w:styleId="Bullets">
+    <w:name w:val="Bullets"/>
     <w:qFormat/>
     <w:rPr>
       <w:rFonts w:ascii="OpenSymbol" w:hAnsi="OpenSymbol" w:eastAsia="OpenSymbol" w:cs="OpenSymbol"/>
